--- a/public/templates/MBCDI report SE 16-30mo_AT RISK.docx
+++ b/public/templates/MBCDI report SE 16-30mo_AT RISK.docx
@@ -53,6 +53,7 @@
         </w:rPr>
         <w:t xml:space="preserve">Thank you for being part of the </w:t>
       </w:r>
+      <w:proofErr w:type="gramStart"/>
       <w:r>
         <w:rPr>
           <w:rFonts w:cs="Times New Roman"/>
@@ -60,9 +61,11 @@
           <w:iCs/>
           <w:sz w:val="22"/>
           <w:szCs w:val="22"/>
+          <w:highlight w:val="yellow"/>
         </w:rPr>
         <w:t>[ ]</w:t>
       </w:r>
+      <w:proofErr w:type="gramEnd"/>
       <w:r>
         <w:rPr>
           <w:rFonts w:cs="Times New Roman"/>
@@ -249,8 +252,18 @@
           <w:sz w:val="22"/>
           <w:szCs w:val="22"/>
         </w:rPr>
-        <w:t xml:space="preserve"> Spanish-English</w:t>
-      </w:r>
+        <w:t xml:space="preserve"> </w:t>
+      </w:r>
+      <w:proofErr w:type="gramStart"/>
+      <w:r>
+        <w:rPr>
+          <w:rFonts w:cs="Times New Roman"/>
+          <w:sz w:val="22"/>
+          <w:szCs w:val="22"/>
+        </w:rPr>
+        <w:t>Spanish-English</w:t>
+      </w:r>
+      <w:proofErr w:type="gramEnd"/>
       <w:r>
         <w:rPr>
           <w:rFonts w:cs="Times New Roman"/>
@@ -372,8 +385,9 @@
           <w:sz w:val="22"/>
           <w:szCs w:val="22"/>
         </w:rPr>
-        <w:t>What Does the 2</w:t>
-      </w:r>
+        <w:t xml:space="preserve">What Does </w:t>
+      </w:r>
+      <w:proofErr w:type="gramStart"/>
       <w:r>
         <w:rPr>
           <w:rFonts w:cs="Times New Roman"/>
@@ -382,8 +396,19 @@
           <w:sz w:val="22"/>
           <w:szCs w:val="22"/>
         </w:rPr>
+        <w:t>the 2</w:t>
+      </w:r>
+      <w:r>
+        <w:rPr>
+          <w:rFonts w:cs="Times New Roman"/>
+          <w:b/>
+          <w:bCs/>
+          <w:sz w:val="22"/>
+          <w:szCs w:val="22"/>
+        </w:rPr>
         <w:t>0</w:t>
       </w:r>
+      <w:proofErr w:type="gramEnd"/>
       <w:r>
         <w:rPr>
           <w:rFonts w:cs="Times New Roman"/>
@@ -1045,6 +1070,7 @@
                 <w:szCs w:val="22"/>
               </w:rPr>
             </w:pPr>
+            <w:proofErr w:type="gramStart"/>
             <w:r>
               <w:rPr>
                 <w:rFonts w:ascii="Arial" w:hAnsi="Arial" w:cs="Arial"/>
@@ -1053,7 +1079,18 @@
                 <w:sz w:val="22"/>
                 <w:szCs w:val="22"/>
               </w:rPr>
-              <w:t>English-Spanish:</w:t>
+              <w:t>English-Spanish</w:t>
+            </w:r>
+            <w:proofErr w:type="gramEnd"/>
+            <w:r>
+              <w:rPr>
+                <w:rFonts w:ascii="Arial" w:hAnsi="Arial" w:cs="Arial"/>
+                <w:b/>
+                <w:bCs/>
+                <w:sz w:val="22"/>
+                <w:szCs w:val="22"/>
+              </w:rPr>
+              <w:t>:</w:t>
             </w:r>
           </w:p>
           <w:p>
@@ -1415,6 +1452,7 @@
               </w:rPr>
               <w:t xml:space="preserve">Receptive and Expressive Total (words understood and said): </w:t>
             </w:r>
+            <w:proofErr w:type="spellStart"/>
             <w:r>
               <w:rPr>
                 <w:rFonts w:ascii="Arial" w:hAnsi="Arial" w:cs="Arial" w:hint="eastAsia"/>
@@ -1429,6 +1467,7 @@
               </w:rPr>
               <w:t>number</w:t>
             </w:r>
+            <w:proofErr w:type="spellEnd"/>
             <w:r>
               <w:rPr>
                 <w:rFonts w:ascii="Arial" w:hAnsi="Arial" w:cs="Arial" w:hint="eastAsia"/>
@@ -1508,6 +1547,7 @@
               </w:rPr>
               <w:t xml:space="preserve">Receptive and Expressive Total (words understood and said): </w:t>
             </w:r>
+            <w:proofErr w:type="spellStart"/>
             <w:r>
               <w:rPr>
                 <w:rFonts w:ascii="Arial" w:hAnsi="Arial" w:cs="Arial" w:hint="eastAsia"/>
@@ -1522,6 +1562,7 @@
               </w:rPr>
               <w:t>number</w:t>
             </w:r>
+            <w:proofErr w:type="spellEnd"/>
             <w:r>
               <w:rPr>
                 <w:rFonts w:ascii="Arial" w:hAnsi="Arial" w:cs="Arial" w:hint="eastAsia"/>
@@ -1618,6 +1659,7 @@
               </w:rPr>
               <w:t xml:space="preserve">: </w:t>
             </w:r>
+            <w:proofErr w:type="spellStart"/>
             <w:r>
               <w:rPr>
                 <w:rFonts w:ascii="Arial" w:hAnsi="Arial" w:cs="Arial" w:hint="eastAsia"/>
@@ -1632,6 +1674,7 @@
               </w:rPr>
               <w:t>number</w:t>
             </w:r>
+            <w:proofErr w:type="spellEnd"/>
           </w:p>
           <w:p>
             <w:pPr>
@@ -1720,6 +1763,7 @@
               </w:rPr>
               <w:t xml:space="preserve"> vocabulary: </w:t>
             </w:r>
+            <w:proofErr w:type="spellStart"/>
             <w:r>
               <w:rPr>
                 <w:rFonts w:ascii="Arial" w:hAnsi="Arial" w:cs="Arial" w:hint="eastAsia"/>
@@ -1734,6 +1778,7 @@
               </w:rPr>
               <w:t>number</w:t>
             </w:r>
+            <w:proofErr w:type="spellEnd"/>
             <w:r>
               <w:rPr>
                 <w:rFonts w:ascii="Arial" w:hAnsi="Arial" w:cs="Arial"/>
@@ -2019,6 +2064,7 @@
         </w:rPr>
         <w:t xml:space="preserve">¡Gracias por participar en el programa </w:t>
       </w:r>
+      <w:proofErr w:type="gramStart"/>
       <w:r>
         <w:rPr>
           <w:rFonts w:cs="Times New Roman"/>
@@ -2026,10 +2072,12 @@
           <w:iCs/>
           <w:sz w:val="22"/>
           <w:szCs w:val="22"/>
+          <w:highlight w:val="yellow"/>
           <w:lang w:val="es-ES_tradnl"/>
         </w:rPr>
         <w:t>[ ]</w:t>
       </w:r>
+      <w:proofErr w:type="gramEnd"/>
       <w:r>
         <w:rPr>
           <w:rFonts w:cs="Times New Roman"/>
@@ -2066,7 +2114,127 @@
           <w:szCs w:val="22"/>
           <w:lang w:val="es-ES_tradnl"/>
         </w:rPr>
-        <w:t>Como parte del programa, usted completó las versiones en inglés y en español del cuestionario MacArthur-Bates Communicative Development Inventories Short Forms (MCDI-SFs). Estos son formularios breves que ayudan a evaluar el desarrollo temprano del lenguaje y vocabulario en niños y niñas entre los 8 y 30 meses de edad.</w:t>
+        <w:t xml:space="preserve">Como parte del programa, usted completó las versiones en inglés y en español del cuestionario MacArthur-Bates </w:t>
+      </w:r>
+      <w:proofErr w:type="spellStart"/>
+      <w:r>
+        <w:rPr>
+          <w:rFonts w:cs="Times New Roman"/>
+          <w:sz w:val="22"/>
+          <w:szCs w:val="22"/>
+          <w:lang w:val="es-ES_tradnl"/>
+        </w:rPr>
+        <w:t>Communicative</w:t>
+      </w:r>
+      <w:proofErr w:type="spellEnd"/>
+      <w:r>
+        <w:rPr>
+          <w:rFonts w:cs="Times New Roman"/>
+          <w:sz w:val="22"/>
+          <w:szCs w:val="22"/>
+          <w:lang w:val="es-ES_tradnl"/>
+        </w:rPr>
+        <w:t xml:space="preserve"> </w:t>
+      </w:r>
+      <w:proofErr w:type="spellStart"/>
+      <w:r>
+        <w:rPr>
+          <w:rFonts w:cs="Times New Roman"/>
+          <w:sz w:val="22"/>
+          <w:szCs w:val="22"/>
+          <w:lang w:val="es-ES_tradnl"/>
+        </w:rPr>
+        <w:t>Development</w:t>
+      </w:r>
+      <w:proofErr w:type="spellEnd"/>
+      <w:r>
+        <w:rPr>
+          <w:rFonts w:cs="Times New Roman"/>
+          <w:sz w:val="22"/>
+          <w:szCs w:val="22"/>
+          <w:lang w:val="es-ES_tradnl"/>
+        </w:rPr>
+        <w:t xml:space="preserve"> </w:t>
+      </w:r>
+      <w:proofErr w:type="spellStart"/>
+      <w:r>
+        <w:rPr>
+          <w:rFonts w:cs="Times New Roman"/>
+          <w:sz w:val="22"/>
+          <w:szCs w:val="22"/>
+          <w:lang w:val="es-ES_tradnl"/>
+        </w:rPr>
+        <w:t>Inventories</w:t>
+      </w:r>
+      <w:proofErr w:type="spellEnd"/>
+      <w:r>
+        <w:rPr>
+          <w:rFonts w:cs="Times New Roman"/>
+          <w:sz w:val="22"/>
+          <w:szCs w:val="22"/>
+          <w:lang w:val="es-ES_tradnl"/>
+        </w:rPr>
+        <w:t xml:space="preserve"> Short </w:t>
+      </w:r>
+      <w:proofErr w:type="spellStart"/>
+      <w:r>
+        <w:rPr>
+          <w:rFonts w:cs="Times New Roman"/>
+          <w:sz w:val="22"/>
+          <w:szCs w:val="22"/>
+          <w:lang w:val="es-ES_tradnl"/>
+        </w:rPr>
+        <w:t>Forms</w:t>
+      </w:r>
+      <w:proofErr w:type="spellEnd"/>
+      <w:r>
+        <w:rPr>
+          <w:rFonts w:cs="Times New Roman"/>
+          <w:sz w:val="22"/>
+          <w:szCs w:val="22"/>
+          <w:lang w:val="es-ES_tradnl"/>
+        </w:rPr>
+        <w:t xml:space="preserve"> (MCDI-</w:t>
+      </w:r>
+      <w:proofErr w:type="spellStart"/>
+      <w:r>
+        <w:rPr>
+          <w:rFonts w:cs="Times New Roman"/>
+          <w:sz w:val="22"/>
+          <w:szCs w:val="22"/>
+          <w:lang w:val="es-ES_tradnl"/>
+        </w:rPr>
+        <w:t>SFs</w:t>
+      </w:r>
+      <w:proofErr w:type="spellEnd"/>
+      <w:r>
+        <w:rPr>
+          <w:rFonts w:cs="Times New Roman"/>
+          <w:sz w:val="22"/>
+          <w:szCs w:val="22"/>
+          <w:lang w:val="es-ES_tradnl"/>
+        </w:rPr>
+        <w:t xml:space="preserve">). Estos son formularios breves que ayudan a evaluar el desarrollo temprano del lenguaje y vocabulario en </w:t>
+      </w:r>
+      <w:proofErr w:type="gramStart"/>
+      <w:r>
+        <w:rPr>
+          <w:rFonts w:cs="Times New Roman"/>
+          <w:sz w:val="22"/>
+          <w:szCs w:val="22"/>
+          <w:lang w:val="es-ES_tradnl"/>
+        </w:rPr>
+        <w:t>niños y niñas</w:t>
+      </w:r>
+      <w:proofErr w:type="gramEnd"/>
+      <w:r>
+        <w:rPr>
+          <w:rFonts w:cs="Times New Roman"/>
+          <w:sz w:val="22"/>
+          <w:szCs w:val="22"/>
+          <w:lang w:val="es-ES_tradnl"/>
+        </w:rPr>
+        <w:t xml:space="preserve"> entre los 8 y 30 meses de edad.</w:t>
       </w:r>
     </w:p>
     <w:p>
@@ -2792,7 +2960,47 @@
           <w:szCs w:val="22"/>
           <w:lang w:val="es-ES_tradnl"/>
         </w:rPr>
-        <w:t xml:space="preserve"> Si le preocupa el desarrollo del lenguaje de su hijo/a, le recomendamos contactar a su programa local de Early Childhood Intervention (ECI) (Intervención Temprana en la Infancia), donde pueden hacer una evaluación más completa del lenguaje. Idealmente, solicite que la evaluación sea realizada por un patólogo del habla y lenguaje bilingüe, si está disponible.</w:t>
+        <w:t xml:space="preserve"> Si le preocupa el desarrollo del lenguaje de su hijo/a, le recomendamos contactar a su programa local de Early </w:t>
+      </w:r>
+      <w:proofErr w:type="spellStart"/>
+      <w:r>
+        <w:rPr>
+          <w:rFonts w:cs="Times New Roman"/>
+          <w:sz w:val="22"/>
+          <w:szCs w:val="22"/>
+          <w:lang w:val="es-ES_tradnl"/>
+        </w:rPr>
+        <w:t>Childhood</w:t>
+      </w:r>
+      <w:proofErr w:type="spellEnd"/>
+      <w:r>
+        <w:rPr>
+          <w:rFonts w:cs="Times New Roman"/>
+          <w:sz w:val="22"/>
+          <w:szCs w:val="22"/>
+          <w:lang w:val="es-ES_tradnl"/>
+        </w:rPr>
+        <w:t xml:space="preserve"> </w:t>
+      </w:r>
+      <w:proofErr w:type="spellStart"/>
+      <w:r>
+        <w:rPr>
+          <w:rFonts w:cs="Times New Roman"/>
+          <w:sz w:val="22"/>
+          <w:szCs w:val="22"/>
+          <w:lang w:val="es-ES_tradnl"/>
+        </w:rPr>
+        <w:t>Intervention</w:t>
+      </w:r>
+      <w:proofErr w:type="spellEnd"/>
+      <w:r>
+        <w:rPr>
+          <w:rFonts w:cs="Times New Roman"/>
+          <w:sz w:val="22"/>
+          <w:szCs w:val="22"/>
+          <w:lang w:val="es-ES_tradnl"/>
+        </w:rPr>
+        <w:t xml:space="preserve"> (ECI) (Intervención Temprana en la Infancia), donde pueden hacer una evaluación más completa del lenguaje. Idealmente, solicite que la evaluación sea realizada por un patólogo del habla y lenguaje bilingüe, si está disponible.</w:t>
       </w:r>
     </w:p>
     <w:p>
@@ -3034,6 +3242,7 @@
                 <w:lang w:val="es-ES_tradnl"/>
               </w:rPr>
             </w:pPr>
+            <w:proofErr w:type="spellStart"/>
             <w:r>
               <w:rPr>
                 <w:rFonts w:ascii="Arial" w:hAnsi="Arial" w:cs="Arial"/>
@@ -3045,6 +3254,7 @@
               </w:rPr>
               <w:t>Ingles</w:t>
             </w:r>
+            <w:proofErr w:type="spellEnd"/>
             <w:r>
               <w:rPr>
                 <w:rFonts w:ascii="Arial" w:hAnsi="Arial" w:cs="Arial"/>
@@ -3056,6 +3266,7 @@
               </w:rPr>
               <w:t>-</w:t>
             </w:r>
+            <w:proofErr w:type="gramStart"/>
             <w:r>
               <w:rPr>
                 <w:rFonts w:ascii="Arial" w:hAnsi="Arial" w:cs="Arial"/>
@@ -3067,6 +3278,7 @@
               </w:rPr>
               <w:t>Español</w:t>
             </w:r>
+            <w:proofErr w:type="gramEnd"/>
             <w:r>
               <w:rPr>
                 <w:rFonts w:ascii="Arial" w:hAnsi="Arial" w:cs="Arial"/>
@@ -3178,6 +3390,7 @@
               </w:rPr>
               <w:t xml:space="preserve">: </w:t>
             </w:r>
+            <w:proofErr w:type="spellStart"/>
             <w:r>
               <w:rPr>
                 <w:rFonts w:ascii="Arial" w:hAnsi="Arial" w:cs="Arial"/>
@@ -3186,6 +3399,7 @@
               </w:rPr>
               <w:t>xx</w:t>
             </w:r>
+            <w:proofErr w:type="spellEnd"/>
           </w:p>
         </w:tc>
         <w:tc>
@@ -3269,6 +3483,7 @@
               </w:rPr>
               <w:t xml:space="preserve"> </w:t>
             </w:r>
+            <w:proofErr w:type="spellStart"/>
             <w:r>
               <w:rPr>
                 <w:rFonts w:ascii="Arial" w:hAnsi="Arial" w:cs="Arial"/>
@@ -3277,6 +3492,7 @@
               </w:rPr>
               <w:t>xx</w:t>
             </w:r>
+            <w:proofErr w:type="spellEnd"/>
           </w:p>
         </w:tc>
         <w:tc>
@@ -3452,6 +3668,7 @@
               </w:rPr>
               <w:t xml:space="preserve">: </w:t>
             </w:r>
+            <w:proofErr w:type="spellStart"/>
             <w:r>
               <w:rPr>
                 <w:rFonts w:ascii="Arial" w:hAnsi="Arial" w:cs="Arial"/>
@@ -3460,6 +3677,7 @@
               </w:rPr>
               <w:t>xx</w:t>
             </w:r>
+            <w:proofErr w:type="spellEnd"/>
           </w:p>
         </w:tc>
       </w:tr>
@@ -3522,12 +3740,21 @@
                 <w:lang w:val="es-419"/>
               </w:rPr>
             </w:pPr>
-            <w:r>
-              <w:rPr>
-                <w:rFonts w:ascii="Arial" w:hAnsi="Arial" w:cs="Arial"/>
-                <w:lang w:val="es-ES_tradnl"/>
-              </w:rPr>
-              <w:t xml:space="preserve">Total </w:t>
+            <w:proofErr w:type="gramStart"/>
+            <w:r>
+              <w:rPr>
+                <w:rFonts w:ascii="Arial" w:hAnsi="Arial" w:cs="Arial"/>
+                <w:lang w:val="es-ES_tradnl"/>
+              </w:rPr>
+              <w:t>Total</w:t>
+            </w:r>
+            <w:proofErr w:type="gramEnd"/>
+            <w:r>
+              <w:rPr>
+                <w:rFonts w:ascii="Arial" w:hAnsi="Arial" w:cs="Arial"/>
+                <w:lang w:val="es-ES_tradnl"/>
+              </w:rPr>
+              <w:t xml:space="preserve"> </w:t>
             </w:r>
             <w:r>
               <w:rPr>
@@ -3578,6 +3805,7 @@
               </w:rPr>
               <w:t xml:space="preserve">): </w:t>
             </w:r>
+            <w:proofErr w:type="spellStart"/>
             <w:r>
               <w:rPr>
                 <w:rFonts w:ascii="Arial" w:hAnsi="Arial" w:cs="Arial" w:hint="eastAsia"/>
@@ -3594,6 +3822,7 @@
               </w:rPr>
               <w:t>number</w:t>
             </w:r>
+            <w:proofErr w:type="spellEnd"/>
             <w:r>
               <w:rPr>
                 <w:rFonts w:ascii="Arial" w:hAnsi="Arial" w:cs="Arial" w:hint="eastAsia"/>
@@ -3662,12 +3891,21 @@
                 <w:lang w:val="es-419"/>
               </w:rPr>
             </w:pPr>
-            <w:r>
-              <w:rPr>
-                <w:rFonts w:ascii="Arial" w:hAnsi="Arial" w:cs="Arial"/>
-                <w:lang w:val="es-ES_tradnl"/>
-              </w:rPr>
-              <w:t xml:space="preserve">Total </w:t>
+            <w:proofErr w:type="gramStart"/>
+            <w:r>
+              <w:rPr>
+                <w:rFonts w:ascii="Arial" w:hAnsi="Arial" w:cs="Arial"/>
+                <w:lang w:val="es-ES_tradnl"/>
+              </w:rPr>
+              <w:t>Total</w:t>
+            </w:r>
+            <w:proofErr w:type="gramEnd"/>
+            <w:r>
+              <w:rPr>
+                <w:rFonts w:ascii="Arial" w:hAnsi="Arial" w:cs="Arial"/>
+                <w:lang w:val="es-ES_tradnl"/>
+              </w:rPr>
+              <w:t xml:space="preserve"> </w:t>
             </w:r>
             <w:r>
               <w:rPr>
@@ -3718,6 +3956,7 @@
               </w:rPr>
               <w:t xml:space="preserve">): </w:t>
             </w:r>
+            <w:proofErr w:type="spellStart"/>
             <w:r>
               <w:rPr>
                 <w:rFonts w:ascii="Arial" w:hAnsi="Arial" w:cs="Arial" w:hint="eastAsia"/>
@@ -3734,6 +3973,7 @@
               </w:rPr>
               <w:t>number</w:t>
             </w:r>
+            <w:proofErr w:type="spellEnd"/>
             <w:r>
               <w:rPr>
                 <w:rFonts w:ascii="Arial" w:hAnsi="Arial" w:cs="Arial" w:hint="eastAsia"/>
@@ -3828,12 +4068,21 @@
                 <w:lang w:val="es-419"/>
               </w:rPr>
             </w:pPr>
-            <w:r>
-              <w:rPr>
-                <w:rFonts w:ascii="Arial" w:hAnsi="Arial" w:cs="Arial"/>
-                <w:lang w:val="es-ES_tradnl"/>
-              </w:rPr>
-              <w:t xml:space="preserve">Total </w:t>
+            <w:proofErr w:type="gramStart"/>
+            <w:r>
+              <w:rPr>
+                <w:rFonts w:ascii="Arial" w:hAnsi="Arial" w:cs="Arial"/>
+                <w:lang w:val="es-ES_tradnl"/>
+              </w:rPr>
+              <w:t>Total</w:t>
+            </w:r>
+            <w:proofErr w:type="gramEnd"/>
+            <w:r>
+              <w:rPr>
+                <w:rFonts w:ascii="Arial" w:hAnsi="Arial" w:cs="Arial"/>
+                <w:lang w:val="es-ES_tradnl"/>
+              </w:rPr>
+              <w:t xml:space="preserve"> </w:t>
             </w:r>
             <w:r>
               <w:rPr>
@@ -3884,6 +4133,7 @@
               </w:rPr>
               <w:t xml:space="preserve">): </w:t>
             </w:r>
+            <w:proofErr w:type="spellStart"/>
             <w:r>
               <w:rPr>
                 <w:rFonts w:ascii="Arial" w:hAnsi="Arial" w:cs="Arial" w:hint="eastAsia"/>
@@ -3900,6 +4150,7 @@
               </w:rPr>
               <w:t>number</w:t>
             </w:r>
+            <w:proofErr w:type="spellEnd"/>
           </w:p>
           <w:p>
             <w:pPr>
@@ -3989,6 +4240,7 @@
               </w:rPr>
               <w:t xml:space="preserve">vocabulario receptivo/expresivo combinado: </w:t>
             </w:r>
+            <w:proofErr w:type="spellStart"/>
             <w:r>
               <w:rPr>
                 <w:rFonts w:ascii="Arial" w:hAnsi="Arial" w:cs="Arial" w:hint="eastAsia"/>
@@ -4005,6 +4257,7 @@
               </w:rPr>
               <w:t>number</w:t>
             </w:r>
+            <w:proofErr w:type="spellEnd"/>
             <w:r>
               <w:rPr>
                 <w:rFonts w:ascii="Arial" w:hAnsi="Arial" w:cs="Arial"/>
